--- a/pr-preview/pr-142/chapters/summary.docx
+++ b/pr-preview/pr-142/chapters/summary.docx
@@ -15,7 +15,7 @@
         <w:pStyle w:val="Date"/>
       </w:pPr>
       <w:r>
-        <w:t xml:space="preserve">Last modified: 2026-10-08 21:52:00 (PDT)</w:t>
+        <w:t xml:space="preserve">Last modified: 2026-10-08 22:06:13 (PDT)</w:t>
       </w:r>
     </w:p>
     <w:tbl>
@@ -190,7 +190,7 @@
         <w:t xml:space="preserve">Follow its link for the reasons and the exceptions.</w:t>
       </w:r>
     </w:p>
-    <w:bookmarkStart w:id="21" w:name="terms-and-notation"/>
+    <w:bookmarkStart w:id="23" w:name="terms-and-notation"/>
     <w:p>
       <w:pPr>
         <w:pStyle w:val="Heading2"/>
@@ -406,6 +406,46 @@
           <w:rPr>
             <w:rStyle w:val="Hyperlink"/>
           </w:rPr>
+          <w:t xml:space="preserve">Show why you need a result before you derive it</w:t>
+        </w:r>
+      </w:hyperlink>
+      <w:r>
+        <w:t xml:space="preserve">,</w:t>
+      </w:r>
+      <w:r>
+        <w:t xml:space="preserve"> </w:t>
+      </w:r>
+      <w:r>
+        <w:t xml:space="preserve">and</w:t>
+      </w:r>
+      <w:r>
+        <w:t xml:space="preserve"> </w:t>
+      </w:r>
+      <w:hyperlink r:id="rId18">
+        <w:r>
+          <w:rPr>
+            <w:rStyle w:val="Hyperlink"/>
+          </w:rPr>
+          <w:t xml:space="preserve">color each result where it is used</w:t>
+        </w:r>
+      </w:hyperlink>
+      <w:r>
+        <w:t xml:space="preserve">.</w:t>
+      </w:r>
+    </w:p>
+    <w:p>
+      <w:pPr>
+        <w:pStyle w:val="Compact"/>
+        <w:numPr>
+          <w:ilvl w:val="0"/>
+          <w:numId w:val="1001"/>
+        </w:numPr>
+      </w:pPr>
+      <w:hyperlink r:id="rId19">
+        <w:r>
+          <w:rPr>
+            <w:rStyle w:val="Hyperlink"/>
+          </w:rPr>
           <w:t xml:space="preserve">Distinguish a function from its value</w:t>
         </w:r>
       </w:hyperlink>
@@ -421,7 +461,7 @@
           <w:numId w:val="1001"/>
         </w:numPr>
       </w:pPr>
-      <w:hyperlink r:id="rId18">
+      <w:hyperlink r:id="rId20">
         <w:r>
           <w:rPr>
             <w:rStyle w:val="Hyperlink"/>
@@ -447,7 +487,7 @@
           <w:numId w:val="1001"/>
         </w:numPr>
       </w:pPr>
-      <w:hyperlink r:id="rId19">
+      <w:hyperlink r:id="rId21">
         <w:r>
           <w:rPr>
             <w:rStyle w:val="Hyperlink"/>
@@ -467,7 +507,7 @@
           <w:numId w:val="1001"/>
         </w:numPr>
       </w:pPr>
-      <w:hyperlink r:id="rId20">
+      <w:hyperlink r:id="rId22">
         <w:r>
           <w:rPr>
             <w:rStyle w:val="Hyperlink"/>
@@ -485,8 +525,8 @@
         <w:t xml:space="preserve">such as the limits of a sum.</w:t>
       </w:r>
     </w:p>
-    <w:bookmarkEnd w:id="21"/>
-    <w:bookmarkStart w:id="30" w:name="claims-and-evidence"/>
+    <w:bookmarkEnd w:id="23"/>
+    <w:bookmarkStart w:id="32" w:name="claims-and-evidence"/>
     <w:p>
       <w:pPr>
         <w:pStyle w:val="Heading2"/>
@@ -503,7 +543,7 @@
           <w:numId w:val="1002"/>
         </w:numPr>
       </w:pPr>
-      <w:hyperlink r:id="rId22">
+      <w:hyperlink r:id="rId24">
         <w:r>
           <w:rPr>
             <w:rStyle w:val="Hyperlink"/>
@@ -526,7 +566,7 @@
           <w:numId w:val="1002"/>
         </w:numPr>
       </w:pPr>
-      <w:hyperlink r:id="rId23">
+      <w:hyperlink r:id="rId25">
         <w:r>
           <w:rPr>
             <w:rStyle w:val="Hyperlink"/>
@@ -561,7 +601,7 @@
           <w:numId w:val="1002"/>
         </w:numPr>
       </w:pPr>
-      <w:hyperlink r:id="rId24">
+      <w:hyperlink r:id="rId26">
         <w:r>
           <w:rPr>
             <w:rStyle w:val="Hyperlink"/>
@@ -578,7 +618,7 @@
       <w:r>
         <w:t xml:space="preserve"> </w:t>
       </w:r>
-      <w:hyperlink r:id="rId25">
+      <w:hyperlink r:id="rId27">
         <w:r>
           <w:rPr>
             <w:rStyle w:val="Hyperlink"/>
@@ -598,7 +638,7 @@
           <w:numId w:val="1002"/>
         </w:numPr>
       </w:pPr>
-      <w:hyperlink r:id="rId26">
+      <w:hyperlink r:id="rId28">
         <w:r>
           <w:rPr>
             <w:rStyle w:val="Hyperlink"/>
@@ -624,7 +664,7 @@
           <w:numId w:val="1002"/>
         </w:numPr>
       </w:pPr>
-      <w:hyperlink r:id="rId27">
+      <w:hyperlink r:id="rId29">
         <w:r>
           <w:rPr>
             <w:rStyle w:val="Hyperlink"/>
@@ -647,7 +687,7 @@
           <w:numId w:val="1002"/>
         </w:numPr>
       </w:pPr>
-      <w:hyperlink r:id="rId28">
+      <w:hyperlink r:id="rId30">
         <w:r>
           <w:rPr>
             <w:rStyle w:val="Hyperlink"/>
@@ -670,7 +710,7 @@
           <w:numId w:val="1002"/>
         </w:numPr>
       </w:pPr>
-      <w:hyperlink r:id="rId29">
+      <w:hyperlink r:id="rId31">
         <w:r>
           <w:rPr>
             <w:rStyle w:val="Hyperlink"/>
@@ -688,8 +728,8 @@
         <w:t xml:space="preserve">name the topic, not its author, in headings and sentences.</w:t>
       </w:r>
     </w:p>
-    <w:bookmarkEnd w:id="30"/>
-    <w:bookmarkStart w:id="38" w:name="papers"/>
+    <w:bookmarkEnd w:id="32"/>
+    <w:bookmarkStart w:id="40" w:name="papers"/>
     <w:p>
       <w:pPr>
         <w:pStyle w:val="Heading2"/>
@@ -706,7 +746,7 @@
           <w:numId w:val="1003"/>
         </w:numPr>
       </w:pPr>
-      <w:hyperlink r:id="rId31">
+      <w:hyperlink r:id="rId33">
         <w:r>
           <w:rPr>
             <w:rStyle w:val="Hyperlink"/>
@@ -729,7 +769,7 @@
           <w:numId w:val="1003"/>
         </w:numPr>
       </w:pPr>
-      <w:hyperlink r:id="rId32">
+      <w:hyperlink r:id="rId34">
         <w:r>
           <w:rPr>
             <w:rStyle w:val="Hyperlink"/>
@@ -752,7 +792,7 @@
           <w:numId w:val="1003"/>
         </w:numPr>
       </w:pPr>
-      <w:hyperlink r:id="rId33">
+      <w:hyperlink r:id="rId35">
         <w:r>
           <w:rPr>
             <w:rStyle w:val="Hyperlink"/>
@@ -775,7 +815,7 @@
           <w:numId w:val="1003"/>
         </w:numPr>
       </w:pPr>
-      <w:hyperlink r:id="rId34">
+      <w:hyperlink r:id="rId36">
         <w:r>
           <w:rPr>
             <w:rStyle w:val="Hyperlink"/>
@@ -795,7 +835,7 @@
           <w:numId w:val="1003"/>
         </w:numPr>
       </w:pPr>
-      <w:hyperlink r:id="rId35">
+      <w:hyperlink r:id="rId37">
         <w:r>
           <w:rPr>
             <w:rStyle w:val="Hyperlink"/>
@@ -821,7 +861,7 @@
       <w:r>
         <w:t xml:space="preserve"> </w:t>
       </w:r>
-      <w:hyperlink r:id="rId36">
+      <w:hyperlink r:id="rId38">
         <w:r>
           <w:rPr>
             <w:rStyle w:val="Hyperlink"/>
@@ -841,7 +881,7 @@
       <w:r>
         <w:t xml:space="preserve"> </w:t>
       </w:r>
-      <w:hyperlink r:id="rId37">
+      <w:hyperlink r:id="rId39">
         <w:r>
           <w:rPr>
             <w:rStyle w:val="Hyperlink"/>
@@ -856,8 +896,8 @@
         <w:t xml:space="preserve">before you submit.</w:t>
       </w:r>
     </w:p>
-    <w:bookmarkEnd w:id="38"/>
-    <w:bookmarkStart w:id="45" w:name="words"/>
+    <w:bookmarkEnd w:id="40"/>
+    <w:bookmarkStart w:id="47" w:name="words"/>
     <w:p>
       <w:pPr>
         <w:pStyle w:val="Heading2"/>
@@ -874,7 +914,7 @@
           <w:numId w:val="1004"/>
         </w:numPr>
       </w:pPr>
-      <w:hyperlink r:id="rId39">
+      <w:hyperlink r:id="rId41">
         <w:r>
           <w:rPr>
             <w:rStyle w:val="Hyperlink"/>
@@ -897,7 +937,7 @@
           <w:numId w:val="1004"/>
         </w:numPr>
       </w:pPr>
-      <w:hyperlink r:id="rId40">
+      <w:hyperlink r:id="rId42">
         <w:r>
           <w:rPr>
             <w:rStyle w:val="Hyperlink"/>
@@ -917,7 +957,7 @@
           <w:numId w:val="1004"/>
         </w:numPr>
       </w:pPr>
-      <w:hyperlink r:id="rId41">
+      <w:hyperlink r:id="rId43">
         <w:r>
           <w:rPr>
             <w:rStyle w:val="Hyperlink"/>
@@ -937,7 +977,7 @@
           <w:numId w:val="1004"/>
         </w:numPr>
       </w:pPr>
-      <w:hyperlink r:id="rId42">
+      <w:hyperlink r:id="rId44">
         <w:r>
           <w:rPr>
             <w:rStyle w:val="Hyperlink"/>
@@ -972,7 +1012,7 @@
           <w:numId w:val="1004"/>
         </w:numPr>
       </w:pPr>
-      <w:hyperlink r:id="rId43">
+      <w:hyperlink r:id="rId45">
         <w:r>
           <w:rPr>
             <w:rStyle w:val="Hyperlink"/>
@@ -992,7 +1032,7 @@
           <w:numId w:val="1004"/>
         </w:numPr>
       </w:pPr>
-      <w:hyperlink r:id="rId44">
+      <w:hyperlink r:id="rId46">
         <w:r>
           <w:rPr>
             <w:rStyle w:val="Hyperlink"/>
@@ -1007,8 +1047,8 @@
         <w:t xml:space="preserve">that mark machine-drafted prose.</w:t>
       </w:r>
     </w:p>
-    <w:bookmarkEnd w:id="45"/>
-    <w:bookmarkStart w:id="60" w:name="writing-for-every-reader"/>
+    <w:bookmarkEnd w:id="47"/>
+    <w:bookmarkStart w:id="62" w:name="writing-for-every-reader"/>
     <w:p>
       <w:pPr>
         <w:pStyle w:val="Heading2"/>
@@ -1025,7 +1065,7 @@
           <w:numId w:val="1005"/>
         </w:numPr>
       </w:pPr>
-      <w:hyperlink r:id="rId46">
+      <w:hyperlink r:id="rId48">
         <w:r>
           <w:rPr>
             <w:rStyle w:val="Hyperlink"/>
@@ -1045,7 +1085,7 @@
           <w:numId w:val="1005"/>
         </w:numPr>
       </w:pPr>
-      <w:hyperlink r:id="rId47">
+      <w:hyperlink r:id="rId49">
         <w:r>
           <w:rPr>
             <w:rStyle w:val="Hyperlink"/>
@@ -1065,7 +1105,7 @@
           <w:numId w:val="1005"/>
         </w:numPr>
       </w:pPr>
-      <w:hyperlink r:id="rId48">
+      <w:hyperlink r:id="rId50">
         <w:r>
           <w:rPr>
             <w:rStyle w:val="Hyperlink"/>
@@ -1112,7 +1152,7 @@
           <w:numId w:val="1005"/>
         </w:numPr>
       </w:pPr>
-      <w:hyperlink r:id="rId49">
+      <w:hyperlink r:id="rId51">
         <w:r>
           <w:rPr>
             <w:rStyle w:val="Hyperlink"/>
@@ -1132,7 +1172,7 @@
           <w:numId w:val="1005"/>
         </w:numPr>
       </w:pPr>
-      <w:hyperlink r:id="rId50">
+      <w:hyperlink r:id="rId52">
         <w:r>
           <w:rPr>
             <w:rStyle w:val="Hyperlink"/>
@@ -1152,7 +1192,7 @@
       <w:r>
         <w:t xml:space="preserve"> </w:t>
       </w:r>
-      <w:hyperlink r:id="rId51">
+      <w:hyperlink r:id="rId53">
         <w:r>
           <w:rPr>
             <w:rStyle w:val="Hyperlink"/>
@@ -1172,7 +1212,7 @@
           <w:numId w:val="1005"/>
         </w:numPr>
       </w:pPr>
-      <w:hyperlink r:id="rId52">
+      <w:hyperlink r:id="rId54">
         <w:r>
           <w:rPr>
             <w:rStyle w:val="Hyperlink"/>
@@ -1192,7 +1232,7 @@
           <w:numId w:val="1005"/>
         </w:numPr>
       </w:pPr>
-      <w:hyperlink r:id="rId53">
+      <w:hyperlink r:id="rId55">
         <w:r>
           <w:rPr>
             <w:rStyle w:val="Hyperlink"/>
@@ -1212,7 +1252,7 @@
           <w:numId w:val="1005"/>
         </w:numPr>
       </w:pPr>
-      <w:hyperlink r:id="rId54">
+      <w:hyperlink r:id="rId56">
         <w:r>
           <w:rPr>
             <w:rStyle w:val="Hyperlink"/>
@@ -1232,7 +1272,7 @@
           <w:numId w:val="1005"/>
         </w:numPr>
       </w:pPr>
-      <w:hyperlink r:id="rId55">
+      <w:hyperlink r:id="rId57">
         <w:r>
           <w:rPr>
             <w:rStyle w:val="Hyperlink"/>
@@ -1252,7 +1292,7 @@
           <w:numId w:val="1005"/>
         </w:numPr>
       </w:pPr>
-      <w:hyperlink r:id="rId56">
+      <w:hyperlink r:id="rId58">
         <w:r>
           <w:rPr>
             <w:rStyle w:val="Hyperlink"/>
@@ -1272,7 +1312,7 @@
           <w:numId w:val="1005"/>
         </w:numPr>
       </w:pPr>
-      <w:hyperlink r:id="rId57">
+      <w:hyperlink r:id="rId59">
         <w:r>
           <w:rPr>
             <w:rStyle w:val="Hyperlink"/>
@@ -1292,7 +1332,7 @@
           <w:numId w:val="1005"/>
         </w:numPr>
       </w:pPr>
-      <w:hyperlink r:id="rId58">
+      <w:hyperlink r:id="rId60">
         <w:r>
           <w:rPr>
             <w:rStyle w:val="Hyperlink"/>
@@ -1312,7 +1352,7 @@
           <w:numId w:val="1005"/>
         </w:numPr>
       </w:pPr>
-      <w:hyperlink r:id="rId59">
+      <w:hyperlink r:id="rId61">
         <w:r>
           <w:rPr>
             <w:rStyle w:val="Hyperlink"/>
@@ -1324,8 +1364,8 @@
         <w:t xml:space="preserve">.</w:t>
       </w:r>
     </w:p>
-    <w:bookmarkEnd w:id="60"/>
-    <w:bookmarkStart w:id="71" w:name="sentences"/>
+    <w:bookmarkEnd w:id="62"/>
+    <w:bookmarkStart w:id="73" w:name="sentences"/>
     <w:p>
       <w:pPr>
         <w:pStyle w:val="Heading2"/>
@@ -1342,7 +1382,7 @@
           <w:numId w:val="1006"/>
         </w:numPr>
       </w:pPr>
-      <w:hyperlink r:id="rId61">
+      <w:hyperlink r:id="rId63">
         <w:r>
           <w:rPr>
             <w:rStyle w:val="Hyperlink"/>
@@ -1386,7 +1426,7 @@
           <w:numId w:val="1006"/>
         </w:numPr>
       </w:pPr>
-      <w:hyperlink r:id="rId62">
+      <w:hyperlink r:id="rId64">
         <w:r>
           <w:rPr>
             <w:rStyle w:val="Hyperlink"/>
@@ -1454,7 +1494,7 @@
           <w:numId w:val="1006"/>
         </w:numPr>
       </w:pPr>
-      <w:hyperlink r:id="rId63">
+      <w:hyperlink r:id="rId65">
         <w:r>
           <w:rPr>
             <w:rStyle w:val="Hyperlink"/>
@@ -1522,7 +1562,7 @@
           <w:numId w:val="1006"/>
         </w:numPr>
       </w:pPr>
-      <w:hyperlink r:id="rId64">
+      <w:hyperlink r:id="rId66">
         <w:r>
           <w:rPr>
             <w:rStyle w:val="Hyperlink"/>
@@ -1542,7 +1582,7 @@
           <w:numId w:val="1006"/>
         </w:numPr>
       </w:pPr>
-      <w:hyperlink r:id="rId65">
+      <w:hyperlink r:id="rId67">
         <w:r>
           <w:rPr>
             <w:rStyle w:val="Hyperlink"/>
@@ -1562,7 +1602,7 @@
           <w:numId w:val="1006"/>
         </w:numPr>
       </w:pPr>
-      <w:hyperlink r:id="rId66">
+      <w:hyperlink r:id="rId68">
         <w:r>
           <w:rPr>
             <w:rStyle w:val="Hyperlink"/>
@@ -1582,7 +1622,7 @@
           <w:numId w:val="1006"/>
         </w:numPr>
       </w:pPr>
-      <w:hyperlink r:id="rId67">
+      <w:hyperlink r:id="rId69">
         <w:r>
           <w:rPr>
             <w:rStyle w:val="Hyperlink"/>
@@ -1602,7 +1642,7 @@
           <w:numId w:val="1006"/>
         </w:numPr>
       </w:pPr>
-      <w:hyperlink r:id="rId68">
+      <w:hyperlink r:id="rId70">
         <w:r>
           <w:rPr>
             <w:rStyle w:val="Hyperlink"/>
@@ -1622,7 +1662,7 @@
           <w:numId w:val="1006"/>
         </w:numPr>
       </w:pPr>
-      <w:hyperlink r:id="rId69">
+      <w:hyperlink r:id="rId71">
         <w:r>
           <w:rPr>
             <w:rStyle w:val="Hyperlink"/>
@@ -1642,7 +1682,7 @@
           <w:numId w:val="1006"/>
         </w:numPr>
       </w:pPr>
-      <w:hyperlink r:id="rId70">
+      <w:hyperlink r:id="rId72">
         <w:r>
           <w:rPr>
             <w:rStyle w:val="Hyperlink"/>
@@ -1654,8 +1694,8 @@
         <w:t xml:space="preserve">.</w:t>
       </w:r>
     </w:p>
-    <w:bookmarkEnd w:id="71"/>
-    <w:bookmarkStart w:id="85" w:name="teaching-materials"/>
+    <w:bookmarkEnd w:id="73"/>
+    <w:bookmarkStart w:id="87" w:name="teaching-materials"/>
     <w:p>
       <w:pPr>
         <w:pStyle w:val="Heading2"/>
@@ -1672,7 +1712,7 @@
           <w:numId w:val="1007"/>
         </w:numPr>
       </w:pPr>
-      <w:hyperlink r:id="rId72">
+      <w:hyperlink r:id="rId74">
         <w:r>
           <w:rPr>
             <w:rStyle w:val="Hyperlink"/>
@@ -1692,7 +1732,7 @@
           <w:numId w:val="1007"/>
         </w:numPr>
       </w:pPr>
-      <w:hyperlink r:id="rId73">
+      <w:hyperlink r:id="rId75">
         <w:r>
           <w:rPr>
             <w:rStyle w:val="Hyperlink"/>
@@ -1712,7 +1752,7 @@
           <w:numId w:val="1007"/>
         </w:numPr>
       </w:pPr>
-      <w:hyperlink r:id="rId74">
+      <w:hyperlink r:id="rId76">
         <w:r>
           <w:rPr>
             <w:rStyle w:val="Hyperlink"/>
@@ -1735,7 +1775,7 @@
           <w:numId w:val="1007"/>
         </w:numPr>
       </w:pPr>
-      <w:hyperlink r:id="rId75">
+      <w:hyperlink r:id="rId77">
         <w:r>
           <w:rPr>
             <w:rStyle w:val="Hyperlink"/>
@@ -1755,7 +1795,7 @@
           <w:numId w:val="1007"/>
         </w:numPr>
       </w:pPr>
-      <w:hyperlink r:id="rId76">
+      <w:hyperlink r:id="rId78">
         <w:r>
           <w:rPr>
             <w:rStyle w:val="Hyperlink"/>
@@ -1775,7 +1815,7 @@
           <w:numId w:val="1007"/>
         </w:numPr>
       </w:pPr>
-      <w:hyperlink r:id="rId77">
+      <w:hyperlink r:id="rId79">
         <w:r>
           <w:rPr>
             <w:rStyle w:val="Hyperlink"/>
@@ -1795,7 +1835,7 @@
           <w:numId w:val="1007"/>
         </w:numPr>
       </w:pPr>
-      <w:hyperlink r:id="rId78">
+      <w:hyperlink r:id="rId80">
         <w:r>
           <w:rPr>
             <w:rStyle w:val="Hyperlink"/>
@@ -1815,7 +1855,7 @@
           <w:numId w:val="1007"/>
         </w:numPr>
       </w:pPr>
-      <w:hyperlink r:id="rId79">
+      <w:hyperlink r:id="rId81">
         <w:r>
           <w:rPr>
             <w:rStyle w:val="Hyperlink"/>
@@ -1835,7 +1875,7 @@
           <w:numId w:val="1007"/>
         </w:numPr>
       </w:pPr>
-      <w:hyperlink r:id="rId80">
+      <w:hyperlink r:id="rId82">
         <w:r>
           <w:rPr>
             <w:rStyle w:val="Hyperlink"/>
@@ -1855,7 +1895,7 @@
           <w:numId w:val="1007"/>
         </w:numPr>
       </w:pPr>
-      <w:hyperlink r:id="rId81">
+      <w:hyperlink r:id="rId83">
         <w:r>
           <w:rPr>
             <w:rStyle w:val="Hyperlink"/>
@@ -1878,7 +1918,7 @@
           <w:numId w:val="1007"/>
         </w:numPr>
       </w:pPr>
-      <w:hyperlink r:id="rId82">
+      <w:hyperlink r:id="rId84">
         <w:r>
           <w:rPr>
             <w:rStyle w:val="Hyperlink"/>
@@ -1898,7 +1938,7 @@
           <w:numId w:val="1007"/>
         </w:numPr>
       </w:pPr>
-      <w:hyperlink r:id="rId83">
+      <w:hyperlink r:id="rId85">
         <w:r>
           <w:rPr>
             <w:rStyle w:val="Hyperlink"/>
@@ -1918,7 +1958,7 @@
           <w:numId w:val="1007"/>
         </w:numPr>
       </w:pPr>
-      <w:hyperlink r:id="rId84">
+      <w:hyperlink r:id="rId86">
         <w:r>
           <w:rPr>
             <w:rStyle w:val="Hyperlink"/>
@@ -1945,7 +1985,7 @@
         <w:t xml:space="preserve">callout, not in running prose.</w:t>
       </w:r>
     </w:p>
-    <w:bookmarkEnd w:id="85"/>
+    <w:bookmarkEnd w:id="87"/>
     <w:sectPr>
       <w:footnotePr>
         <w:numRestart w:val="eachSect"/>
